--- a/artifacts/api-server/artifacts/api-server/uploads/assets/14/manuscript_6x9.docx
+++ b/artifacts/api-server/artifacts/api-server/uploads/assets/14/manuscript_6x9.docx
@@ -567,14 +567,14 @@
       </w:r>
     </w:p>
     <w:p>
-      <w:bookmarkStart w:id="93993" w:name="chapter_1"/>
+      <w:bookmarkStart w:id="90777" w:name="chapter_1"/>
       <w:pPr>
         <w:pStyle w:val="Heading1"/>
       </w:pPr>
       <w:r>
         <w:t>Session 1: The Centrality of the Glory of God</w:t>
       </w:r>
-      <w:bookmarkEnd w:id="93993"/>
+      <w:bookmarkEnd w:id="90777"/>
     </w:p>
     <w:p>
       <w:pPr>
@@ -908,14 +908,14 @@
       </w:r>
     </w:p>
     <w:p>
-      <w:bookmarkStart w:id="38953" w:name="chapter_2"/>
+      <w:bookmarkStart w:id="49897" w:name="chapter_2"/>
       <w:pPr>
         <w:pStyle w:val="Heading1"/>
       </w:pPr>
       <w:r>
         <w:t>Session 2: God’s Passion for His Fame in All the Earth</w:t>
       </w:r>
-      <w:bookmarkEnd w:id="38953"/>
+      <w:bookmarkEnd w:id="49897"/>
     </w:p>
     <w:p>
       <w:pPr>
@@ -1249,14 +1249,14 @@
       </w:r>
     </w:p>
     <w:p>
-      <w:bookmarkStart w:id="10114" w:name="chapter_3"/>
+      <w:bookmarkStart w:id="82840" w:name="chapter_3"/>
       <w:pPr>
         <w:pStyle w:val="Heading1"/>
       </w:pPr>
       <w:r>
         <w:t>Session 3: The Supremacy of Christ in the Cross</w:t>
       </w:r>
-      <w:bookmarkEnd w:id="10114"/>
+      <w:bookmarkEnd w:id="82840"/>
     </w:p>
     <w:p>
       <w:pPr>
@@ -1590,14 +1590,14 @@
       </w:r>
     </w:p>
     <w:p>
-      <w:bookmarkStart w:id="62632" w:name="chapter_4"/>
+      <w:bookmarkStart w:id="33573" w:name="chapter_4"/>
       <w:pPr>
         <w:pStyle w:val="Heading1"/>
       </w:pPr>
       <w:r>
         <w:t>Session 4: The Joy of God in Being God</w:t>
       </w:r>
-      <w:bookmarkEnd w:id="62632"/>
+      <w:bookmarkEnd w:id="33573"/>
     </w:p>
     <w:p>
       <w:pPr>
@@ -1931,14 +1931,14 @@
       </w:r>
     </w:p>
     <w:p>
-      <w:bookmarkStart w:id="32192" w:name="chapter_5"/>
+      <w:bookmarkStart w:id="19467" w:name="chapter_5"/>
       <w:pPr>
         <w:pStyle w:val="Heading1"/>
       </w:pPr>
       <w:r>
         <w:t>Session 5: The Sovereignty of God in Salvation</w:t>
       </w:r>
-      <w:bookmarkEnd w:id="32192"/>
+      <w:bookmarkEnd w:id="19467"/>
     </w:p>
     <w:p>
       <w:pPr>
@@ -2272,14 +2272,14 @@
       </w:r>
     </w:p>
     <w:p>
-      <w:bookmarkStart w:id="17459" w:name="chapter_6"/>
+      <w:bookmarkStart w:id="23177" w:name="chapter_6"/>
       <w:pPr>
         <w:pStyle w:val="Heading1"/>
       </w:pPr>
       <w:r>
         <w:t>Session 6: The Purpose of Suffering in the Christian Life</w:t>
       </w:r>
-      <w:bookmarkEnd w:id="17459"/>
+      <w:bookmarkEnd w:id="23177"/>
     </w:p>
     <w:p>
       <w:pPr>
@@ -2613,14 +2613,14 @@
       </w:r>
     </w:p>
     <w:p>
-      <w:bookmarkStart w:id="54708" w:name="chapter_7"/>
+      <w:bookmarkStart w:id="66336" w:name="chapter_7"/>
       <w:pPr>
         <w:pStyle w:val="Heading1"/>
       </w:pPr>
       <w:r>
         <w:t>Session 7: The Call to Radical, Risk-Taking Obedience</w:t>
       </w:r>
-      <w:bookmarkEnd w:id="54708"/>
+      <w:bookmarkEnd w:id="66336"/>
     </w:p>
     <w:p>
       <w:pPr>
@@ -2954,14 +2954,14 @@
       </w:r>
     </w:p>
     <w:p>
-      <w:bookmarkStart w:id="28171" w:name="chapter_8"/>
+      <w:bookmarkStart w:id="94516" w:name="chapter_8"/>
       <w:pPr>
         <w:pStyle w:val="Heading1"/>
       </w:pPr>
       <w:r>
         <w:t>Session 8: The Word of God and the Astonished Life</w:t>
       </w:r>
-      <w:bookmarkEnd w:id="28171"/>
+      <w:bookmarkEnd w:id="94516"/>
     </w:p>
     <w:p>
       <w:pPr>
@@ -3295,14 +3295,14 @@
       </w:r>
     </w:p>
     <w:p>
-      <w:bookmarkStart w:id="58888" w:name="chapter_9"/>
+      <w:bookmarkStart w:id="85338" w:name="chapter_9"/>
       <w:pPr>
         <w:pStyle w:val="Heading1"/>
       </w:pPr>
       <w:r>
         <w:t>Session 9: Living for the Glory of God in Everyday Life</w:t>
       </w:r>
-      <w:bookmarkEnd w:id="58888"/>
+      <w:bookmarkEnd w:id="85338"/>
     </w:p>
     <w:p>
       <w:pPr>
@@ -3636,14 +3636,14 @@
       </w:r>
     </w:p>
     <w:p>
-      <w:bookmarkStart w:id="10343" w:name="chapter_10"/>
+      <w:bookmarkStart w:id="27400" w:name="chapter_10"/>
       <w:pPr>
         <w:pStyle w:val="Heading1"/>
       </w:pPr>
       <w:r>
         <w:t>Session 10: Persevering in Astonishment</w:t>
       </w:r>
-      <w:bookmarkEnd w:id="10343"/>
+      <w:bookmarkEnd w:id="27400"/>
     </w:p>
     <w:p>
       <w:pPr>

--- a/artifacts/api-server/artifacts/api-server/uploads/assets/14/manuscript_6x9.docx
+++ b/artifacts/api-server/artifacts/api-server/uploads/assets/14/manuscript_6x9.docx
@@ -567,14 +567,14 @@
       </w:r>
     </w:p>
     <w:p>
-      <w:bookmarkStart w:id="90777" w:name="chapter_1"/>
+      <w:bookmarkStart w:id="32236" w:name="chapter_1"/>
       <w:pPr>
         <w:pStyle w:val="Heading1"/>
       </w:pPr>
       <w:r>
         <w:t>Session 1: The Centrality of the Glory of God</w:t>
       </w:r>
-      <w:bookmarkEnd w:id="90777"/>
+      <w:bookmarkEnd w:id="32236"/>
     </w:p>
     <w:p>
       <w:pPr>
@@ -908,14 +908,14 @@
       </w:r>
     </w:p>
     <w:p>
-      <w:bookmarkStart w:id="49897" w:name="chapter_2"/>
+      <w:bookmarkStart w:id="74553" w:name="chapter_2"/>
       <w:pPr>
         <w:pStyle w:val="Heading1"/>
       </w:pPr>
       <w:r>
         <w:t>Session 2: God’s Passion for His Fame in All the Earth</w:t>
       </w:r>
-      <w:bookmarkEnd w:id="49897"/>
+      <w:bookmarkEnd w:id="74553"/>
     </w:p>
     <w:p>
       <w:pPr>
@@ -1249,14 +1249,14 @@
       </w:r>
     </w:p>
     <w:p>
-      <w:bookmarkStart w:id="82840" w:name="chapter_3"/>
+      <w:bookmarkStart w:id="17573" w:name="chapter_3"/>
       <w:pPr>
         <w:pStyle w:val="Heading1"/>
       </w:pPr>
       <w:r>
         <w:t>Session 3: The Supremacy of Christ in the Cross</w:t>
       </w:r>
-      <w:bookmarkEnd w:id="82840"/>
+      <w:bookmarkEnd w:id="17573"/>
     </w:p>
     <w:p>
       <w:pPr>
@@ -1590,14 +1590,14 @@
       </w:r>
     </w:p>
     <w:p>
-      <w:bookmarkStart w:id="33573" w:name="chapter_4"/>
+      <w:bookmarkStart w:id="25757" w:name="chapter_4"/>
       <w:pPr>
         <w:pStyle w:val="Heading1"/>
       </w:pPr>
       <w:r>
         <w:t>Session 4: The Joy of God in Being God</w:t>
       </w:r>
-      <w:bookmarkEnd w:id="33573"/>
+      <w:bookmarkEnd w:id="25757"/>
     </w:p>
     <w:p>
       <w:pPr>
@@ -1931,14 +1931,14 @@
       </w:r>
     </w:p>
     <w:p>
-      <w:bookmarkStart w:id="19467" w:name="chapter_5"/>
+      <w:bookmarkStart w:id="57862" w:name="chapter_5"/>
       <w:pPr>
         <w:pStyle w:val="Heading1"/>
       </w:pPr>
       <w:r>
         <w:t>Session 5: The Sovereignty of God in Salvation</w:t>
       </w:r>
-      <w:bookmarkEnd w:id="19467"/>
+      <w:bookmarkEnd w:id="57862"/>
     </w:p>
     <w:p>
       <w:pPr>
@@ -2272,14 +2272,14 @@
       </w:r>
     </w:p>
     <w:p>
-      <w:bookmarkStart w:id="23177" w:name="chapter_6"/>
+      <w:bookmarkStart w:id="24622" w:name="chapter_6"/>
       <w:pPr>
         <w:pStyle w:val="Heading1"/>
       </w:pPr>
       <w:r>
         <w:t>Session 6: The Purpose of Suffering in the Christian Life</w:t>
       </w:r>
-      <w:bookmarkEnd w:id="23177"/>
+      <w:bookmarkEnd w:id="24622"/>
     </w:p>
     <w:p>
       <w:pPr>
@@ -2613,14 +2613,14 @@
       </w:r>
     </w:p>
     <w:p>
-      <w:bookmarkStart w:id="66336" w:name="chapter_7"/>
+      <w:bookmarkStart w:id="68264" w:name="chapter_7"/>
       <w:pPr>
         <w:pStyle w:val="Heading1"/>
       </w:pPr>
       <w:r>
         <w:t>Session 7: The Call to Radical, Risk-Taking Obedience</w:t>
       </w:r>
-      <w:bookmarkEnd w:id="66336"/>
+      <w:bookmarkEnd w:id="68264"/>
     </w:p>
     <w:p>
       <w:pPr>
@@ -2954,14 +2954,14 @@
       </w:r>
     </w:p>
     <w:p>
-      <w:bookmarkStart w:id="94516" w:name="chapter_8"/>
+      <w:bookmarkStart w:id="77835" w:name="chapter_8"/>
       <w:pPr>
         <w:pStyle w:val="Heading1"/>
       </w:pPr>
       <w:r>
         <w:t>Session 8: The Word of God and the Astonished Life</w:t>
       </w:r>
-      <w:bookmarkEnd w:id="94516"/>
+      <w:bookmarkEnd w:id="77835"/>
     </w:p>
     <w:p>
       <w:pPr>
@@ -3295,14 +3295,14 @@
       </w:r>
     </w:p>
     <w:p>
-      <w:bookmarkStart w:id="85338" w:name="chapter_9"/>
+      <w:bookmarkStart w:id="58110" w:name="chapter_9"/>
       <w:pPr>
         <w:pStyle w:val="Heading1"/>
       </w:pPr>
       <w:r>
         <w:t>Session 9: Living for the Glory of God in Everyday Life</w:t>
       </w:r>
-      <w:bookmarkEnd w:id="85338"/>
+      <w:bookmarkEnd w:id="58110"/>
     </w:p>
     <w:p>
       <w:pPr>
@@ -3636,14 +3636,14 @@
       </w:r>
     </w:p>
     <w:p>
-      <w:bookmarkStart w:id="27400" w:name="chapter_10"/>
+      <w:bookmarkStart w:id="30681" w:name="chapter_10"/>
       <w:pPr>
         <w:pStyle w:val="Heading1"/>
       </w:pPr>
       <w:r>
         <w:t>Session 10: Persevering in Astonishment</w:t>
       </w:r>
-      <w:bookmarkEnd w:id="27400"/>
+      <w:bookmarkEnd w:id="30681"/>
     </w:p>
     <w:p>
       <w:pPr>

--- a/artifacts/api-server/artifacts/api-server/uploads/assets/14/manuscript_6x9.docx
+++ b/artifacts/api-server/artifacts/api-server/uploads/assets/14/manuscript_6x9.docx
@@ -567,14 +567,14 @@
       </w:r>
     </w:p>
     <w:p>
-      <w:bookmarkStart w:id="32236" w:name="chapter_1"/>
+      <w:bookmarkStart w:id="70312" w:name="chapter_1"/>
       <w:pPr>
         <w:pStyle w:val="Heading1"/>
       </w:pPr>
       <w:r>
         <w:t>Session 1: The Centrality of the Glory of God</w:t>
       </w:r>
-      <w:bookmarkEnd w:id="32236"/>
+      <w:bookmarkEnd w:id="70312"/>
     </w:p>
     <w:p>
       <w:pPr>
@@ -908,14 +908,14 @@
       </w:r>
     </w:p>
     <w:p>
-      <w:bookmarkStart w:id="74553" w:name="chapter_2"/>
+      <w:bookmarkStart w:id="57706" w:name="chapter_2"/>
       <w:pPr>
         <w:pStyle w:val="Heading1"/>
       </w:pPr>
       <w:r>
         <w:t>Session 2: God’s Passion for His Fame in All the Earth</w:t>
       </w:r>
-      <w:bookmarkEnd w:id="74553"/>
+      <w:bookmarkEnd w:id="57706"/>
     </w:p>
     <w:p>
       <w:pPr>
@@ -1249,14 +1249,14 @@
       </w:r>
     </w:p>
     <w:p>
-      <w:bookmarkStart w:id="17573" w:name="chapter_3"/>
+      <w:bookmarkStart w:id="3579" w:name="chapter_3"/>
       <w:pPr>
         <w:pStyle w:val="Heading1"/>
       </w:pPr>
       <w:r>
         <w:t>Session 3: The Supremacy of Christ in the Cross</w:t>
       </w:r>
-      <w:bookmarkEnd w:id="17573"/>
+      <w:bookmarkEnd w:id="3579"/>
     </w:p>
     <w:p>
       <w:pPr>
@@ -1590,14 +1590,14 @@
       </w:r>
     </w:p>
     <w:p>
-      <w:bookmarkStart w:id="25757" w:name="chapter_4"/>
+      <w:bookmarkStart w:id="94657" w:name="chapter_4"/>
       <w:pPr>
         <w:pStyle w:val="Heading1"/>
       </w:pPr>
       <w:r>
         <w:t>Session 4: The Joy of God in Being God</w:t>
       </w:r>
-      <w:bookmarkEnd w:id="25757"/>
+      <w:bookmarkEnd w:id="94657"/>
     </w:p>
     <w:p>
       <w:pPr>
@@ -1931,14 +1931,14 @@
       </w:r>
     </w:p>
     <w:p>
-      <w:bookmarkStart w:id="57862" w:name="chapter_5"/>
+      <w:bookmarkStart w:id="9644" w:name="chapter_5"/>
       <w:pPr>
         <w:pStyle w:val="Heading1"/>
       </w:pPr>
       <w:r>
         <w:t>Session 5: The Sovereignty of God in Salvation</w:t>
       </w:r>
-      <w:bookmarkEnd w:id="57862"/>
+      <w:bookmarkEnd w:id="9644"/>
     </w:p>
     <w:p>
       <w:pPr>
@@ -2272,14 +2272,14 @@
       </w:r>
     </w:p>
     <w:p>
-      <w:bookmarkStart w:id="24622" w:name="chapter_6"/>
+      <w:bookmarkStart w:id="16676" w:name="chapter_6"/>
       <w:pPr>
         <w:pStyle w:val="Heading1"/>
       </w:pPr>
       <w:r>
         <w:t>Session 6: The Purpose of Suffering in the Christian Life</w:t>
       </w:r>
-      <w:bookmarkEnd w:id="24622"/>
+      <w:bookmarkEnd w:id="16676"/>
     </w:p>
     <w:p>
       <w:pPr>
@@ -2613,14 +2613,14 @@
       </w:r>
     </w:p>
     <w:p>
-      <w:bookmarkStart w:id="68264" w:name="chapter_7"/>
+      <w:bookmarkStart w:id="16239" w:name="chapter_7"/>
       <w:pPr>
         <w:pStyle w:val="Heading1"/>
       </w:pPr>
       <w:r>
         <w:t>Session 7: The Call to Radical, Risk-Taking Obedience</w:t>
       </w:r>
-      <w:bookmarkEnd w:id="68264"/>
+      <w:bookmarkEnd w:id="16239"/>
     </w:p>
     <w:p>
       <w:pPr>
@@ -2954,14 +2954,14 @@
       </w:r>
     </w:p>
     <w:p>
-      <w:bookmarkStart w:id="77835" w:name="chapter_8"/>
+      <w:bookmarkStart w:id="80699" w:name="chapter_8"/>
       <w:pPr>
         <w:pStyle w:val="Heading1"/>
       </w:pPr>
       <w:r>
         <w:t>Session 8: The Word of God and the Astonished Life</w:t>
       </w:r>
-      <w:bookmarkEnd w:id="77835"/>
+      <w:bookmarkEnd w:id="80699"/>
     </w:p>
     <w:p>
       <w:pPr>
@@ -3295,14 +3295,14 @@
       </w:r>
     </w:p>
     <w:p>
-      <w:bookmarkStart w:id="58110" w:name="chapter_9"/>
+      <w:bookmarkStart w:id="94954" w:name="chapter_9"/>
       <w:pPr>
         <w:pStyle w:val="Heading1"/>
       </w:pPr>
       <w:r>
         <w:t>Session 9: Living for the Glory of God in Everyday Life</w:t>
       </w:r>
-      <w:bookmarkEnd w:id="58110"/>
+      <w:bookmarkEnd w:id="94954"/>
     </w:p>
     <w:p>
       <w:pPr>
@@ -3636,14 +3636,14 @@
       </w:r>
     </w:p>
     <w:p>
-      <w:bookmarkStart w:id="30681" w:name="chapter_10"/>
+      <w:bookmarkStart w:id="51179" w:name="chapter_10"/>
       <w:pPr>
         <w:pStyle w:val="Heading1"/>
       </w:pPr>
       <w:r>
         <w:t>Session 10: Persevering in Astonishment</w:t>
       </w:r>
-      <w:bookmarkEnd w:id="30681"/>
+      <w:bookmarkEnd w:id="51179"/>
     </w:p>
     <w:p>
       <w:pPr>

--- a/artifacts/api-server/artifacts/api-server/uploads/assets/14/manuscript_6x9.docx
+++ b/artifacts/api-server/artifacts/api-server/uploads/assets/14/manuscript_6x9.docx
@@ -567,14 +567,14 @@
       </w:r>
     </w:p>
     <w:p>
-      <w:bookmarkStart w:id="70312" w:name="chapter_1"/>
+      <w:bookmarkStart w:id="65266" w:name="chapter_1"/>
       <w:pPr>
         <w:pStyle w:val="Heading1"/>
       </w:pPr>
       <w:r>
         <w:t>Session 1: The Centrality of the Glory of God</w:t>
       </w:r>
-      <w:bookmarkEnd w:id="70312"/>
+      <w:bookmarkEnd w:id="65266"/>
     </w:p>
     <w:p>
       <w:pPr>
@@ -908,14 +908,14 @@
       </w:r>
     </w:p>
     <w:p>
-      <w:bookmarkStart w:id="57706" w:name="chapter_2"/>
+      <w:bookmarkStart w:id="87961" w:name="chapter_2"/>
       <w:pPr>
         <w:pStyle w:val="Heading1"/>
       </w:pPr>
       <w:r>
         <w:t>Session 2: God’s Passion for His Fame in All the Earth</w:t>
       </w:r>
-      <w:bookmarkEnd w:id="57706"/>
+      <w:bookmarkEnd w:id="87961"/>
     </w:p>
     <w:p>
       <w:pPr>
@@ -1249,14 +1249,14 @@
       </w:r>
     </w:p>
     <w:p>
-      <w:bookmarkStart w:id="3579" w:name="chapter_3"/>
+      <w:bookmarkStart w:id="14585" w:name="chapter_3"/>
       <w:pPr>
         <w:pStyle w:val="Heading1"/>
       </w:pPr>
       <w:r>
         <w:t>Session 3: The Supremacy of Christ in the Cross</w:t>
       </w:r>
-      <w:bookmarkEnd w:id="3579"/>
+      <w:bookmarkEnd w:id="14585"/>
     </w:p>
     <w:p>
       <w:pPr>
@@ -1590,14 +1590,14 @@
       </w:r>
     </w:p>
     <w:p>
-      <w:bookmarkStart w:id="94657" w:name="chapter_4"/>
+      <w:bookmarkStart w:id="86009" w:name="chapter_4"/>
       <w:pPr>
         <w:pStyle w:val="Heading1"/>
       </w:pPr>
       <w:r>
         <w:t>Session 4: The Joy of God in Being God</w:t>
       </w:r>
-      <w:bookmarkEnd w:id="94657"/>
+      <w:bookmarkEnd w:id="86009"/>
     </w:p>
     <w:p>
       <w:pPr>
@@ -1931,14 +1931,14 @@
       </w:r>
     </w:p>
     <w:p>
-      <w:bookmarkStart w:id="9644" w:name="chapter_5"/>
+      <w:bookmarkStart w:id="2737" w:name="chapter_5"/>
       <w:pPr>
         <w:pStyle w:val="Heading1"/>
       </w:pPr>
       <w:r>
         <w:t>Session 5: The Sovereignty of God in Salvation</w:t>
       </w:r>
-      <w:bookmarkEnd w:id="9644"/>
+      <w:bookmarkEnd w:id="2737"/>
     </w:p>
     <w:p>
       <w:pPr>
@@ -2272,14 +2272,14 @@
       </w:r>
     </w:p>
     <w:p>
-      <w:bookmarkStart w:id="16676" w:name="chapter_6"/>
+      <w:bookmarkStart w:id="74875" w:name="chapter_6"/>
       <w:pPr>
         <w:pStyle w:val="Heading1"/>
       </w:pPr>
       <w:r>
         <w:t>Session 6: The Purpose of Suffering in the Christian Life</w:t>
       </w:r>
-      <w:bookmarkEnd w:id="16676"/>
+      <w:bookmarkEnd w:id="74875"/>
     </w:p>
     <w:p>
       <w:pPr>
@@ -2613,14 +2613,14 @@
       </w:r>
     </w:p>
     <w:p>
-      <w:bookmarkStart w:id="16239" w:name="chapter_7"/>
+      <w:bookmarkStart w:id="13489" w:name="chapter_7"/>
       <w:pPr>
         <w:pStyle w:val="Heading1"/>
       </w:pPr>
       <w:r>
         <w:t>Session 7: The Call to Radical, Risk-Taking Obedience</w:t>
       </w:r>
-      <w:bookmarkEnd w:id="16239"/>
+      <w:bookmarkEnd w:id="13489"/>
     </w:p>
     <w:p>
       <w:pPr>
@@ -2954,14 +2954,14 @@
       </w:r>
     </w:p>
     <w:p>
-      <w:bookmarkStart w:id="80699" w:name="chapter_8"/>
+      <w:bookmarkStart w:id="40989" w:name="chapter_8"/>
       <w:pPr>
         <w:pStyle w:val="Heading1"/>
       </w:pPr>
       <w:r>
         <w:t>Session 8: The Word of God and the Astonished Life</w:t>
       </w:r>
-      <w:bookmarkEnd w:id="80699"/>
+      <w:bookmarkEnd w:id="40989"/>
     </w:p>
     <w:p>
       <w:pPr>
@@ -3295,14 +3295,14 @@
       </w:r>
     </w:p>
     <w:p>
-      <w:bookmarkStart w:id="94954" w:name="chapter_9"/>
+      <w:bookmarkStart w:id="48697" w:name="chapter_9"/>
       <w:pPr>
         <w:pStyle w:val="Heading1"/>
       </w:pPr>
       <w:r>
         <w:t>Session 9: Living for the Glory of God in Everyday Life</w:t>
       </w:r>
-      <w:bookmarkEnd w:id="94954"/>
+      <w:bookmarkEnd w:id="48697"/>
     </w:p>
     <w:p>
       <w:pPr>
@@ -3636,14 +3636,14 @@
       </w:r>
     </w:p>
     <w:p>
-      <w:bookmarkStart w:id="51179" w:name="chapter_10"/>
+      <w:bookmarkStart w:id="4904" w:name="chapter_10"/>
       <w:pPr>
         <w:pStyle w:val="Heading1"/>
       </w:pPr>
       <w:r>
         <w:t>Session 10: Persevering in Astonishment</w:t>
       </w:r>
-      <w:bookmarkEnd w:id="51179"/>
+      <w:bookmarkEnd w:id="4904"/>
     </w:p>
     <w:p>
       <w:pPr>
